--- a/铁路线路智能综合检测机器人/技术文档章节拆分_20260417_0116/铁路线路智能综合检测机器人_技术文档_V3.0_第06章_多源数据融合与时空对齐_20260306_20260417_0116.docx
+++ b/铁路线路智能综合检测机器人/技术文档章节拆分_20260417_0116/铁路线路智能综合检测机器人_技术文档_V3.0_第06章_多源数据融合与时空对齐_20260306_20260417_0116.docx
@@ -52,7 +52,7 @@
           <w:rStyle w:val="VerbatimChar"/>
           <w:rFonts w:ascii="Times New Roman" w:hAnsi="Times New Roman"/>
         </w:rPr>
-        <w:t xml:space="preserve">图像流（2D相机） ──┐</w:t>
+        <w:t xml:space="preserve">┌─────────────────────────────────────────────────────────────────┐</w:t>
       </w:r>
       <w:r>
         <w:rPr>
@@ -65,7 +65,7 @@
           <w:rStyle w:val="VerbatimChar"/>
           <w:rFonts w:ascii="Times New Roman" w:hAnsi="Times New Roman"/>
         </w:rPr>
-        <w:t xml:space="preserve">                  ├──→ 融合节点 → AI 综合判级 → 输出结论</w:t>
+        <w:t xml:space="preserve">│                     边缘计算层工控机（融合节点）                       │</w:t>
       </w:r>
       <w:r>
         <w:rPr>
@@ -78,7 +78,7 @@
           <w:rStyle w:val="VerbatimChar"/>
           <w:rFonts w:ascii="Times New Roman" w:hAnsi="Times New Roman"/>
         </w:rPr>
-        <w:t xml:space="preserve">点云流（3D激光） ──┤</w:t>
+        <w:t xml:space="preserve">├─────────────────────────────────────────────────────────────────┤</w:t>
       </w:r>
       <w:r>
         <w:rPr>
@@ -91,7 +91,7 @@
           <w:rStyle w:val="VerbatimChar"/>
           <w:rFonts w:ascii="Times New Roman" w:hAnsi="Times New Roman"/>
         </w:rPr>
-        <w:t xml:space="preserve">                  │</w:t>
+        <w:t xml:space="preserve">│                                                                  │</w:t>
       </w:r>
       <w:r>
         <w:rPr>
@@ -104,7 +104,202 @@
           <w:rStyle w:val="VerbatimChar"/>
           <w:rFonts w:ascii="Times New Roman" w:hAnsi="Times New Roman"/>
         </w:rPr>
-        <w:t xml:space="preserve">姿态流（陀螺仪） ──┘</w:t>
+        <w:t xml:space="preserve">│  ┌──────────────┐    ┌──────────────┐    ┌──────────────┐       │</w:t>
+      </w:r>
+      <w:r>
+        <w:rPr>
+          <w:rFonts w:ascii="Times New Roman" w:hAnsi="Times New Roman"/>
+        </w:rPr>
+        <w:br/>
+      </w:r>
+      <w:r>
+        <w:rPr>
+          <w:rStyle w:val="VerbatimChar"/>
+          <w:rFonts w:ascii="Times New Roman" w:hAnsi="Times New Roman"/>
+        </w:rPr>
+        <w:t xml:space="preserve">│  │ 2D工业相机×6 │    │3D线激光×2   │    │单点测距×2   │       │</w:t>
+      </w:r>
+      <w:r>
+        <w:rPr>
+          <w:rFonts w:ascii="Times New Roman" w:hAnsi="Times New Roman"/>
+        </w:rPr>
+        <w:br/>
+      </w:r>
+      <w:r>
+        <w:rPr>
+          <w:rStyle w:val="VerbatimChar"/>
+          <w:rFonts w:ascii="Times New Roman" w:hAnsi="Times New Roman"/>
+        </w:rPr>
+        <w:t xml:space="preserve">│  │  图像流      │    │  廓形流      │    │  高程流      │       │</w:t>
+      </w:r>
+      <w:r>
+        <w:rPr>
+          <w:rFonts w:ascii="Times New Roman" w:hAnsi="Times New Roman"/>
+        </w:rPr>
+        <w:br/>
+      </w:r>
+      <w:r>
+        <w:rPr>
+          <w:rStyle w:val="VerbatimChar"/>
+          <w:rFonts w:ascii="Times New Roman" w:hAnsi="Times New Roman"/>
+        </w:rPr>
+        <w:t xml:space="preserve">│  └──────┬───────┘    └──────┬───────┘    └──────┬───────┘       │</w:t>
+      </w:r>
+      <w:r>
+        <w:rPr>
+          <w:rFonts w:ascii="Times New Roman" w:hAnsi="Times New Roman"/>
+        </w:rPr>
+        <w:br/>
+      </w:r>
+      <w:r>
+        <w:rPr>
+          <w:rStyle w:val="VerbatimChar"/>
+          <w:rFonts w:ascii="Times New Roman" w:hAnsi="Times New Roman"/>
+        </w:rPr>
+        <w:t xml:space="preserve">│         │                   │                   │                 │</w:t>
+      </w:r>
+      <w:r>
+        <w:rPr>
+          <w:rFonts w:ascii="Times New Roman" w:hAnsi="Times New Roman"/>
+        </w:rPr>
+        <w:br/>
+      </w:r>
+      <w:r>
+        <w:rPr>
+          <w:rStyle w:val="VerbatimChar"/>
+          <w:rFonts w:ascii="Times New Roman" w:hAnsi="Times New Roman"/>
+        </w:rPr>
+        <w:t xml:space="preserve">│         ▼                   ▼                   ▼                 │</w:t>
+      </w:r>
+      <w:r>
+        <w:rPr>
+          <w:rFonts w:ascii="Times New Roman" w:hAnsi="Times New Roman"/>
+        </w:rPr>
+        <w:br/>
+      </w:r>
+      <w:r>
+        <w:rPr>
+          <w:rStyle w:val="VerbatimChar"/>
+          <w:rFonts w:ascii="Times New Roman" w:hAnsi="Times New Roman"/>
+        </w:rPr>
+        <w:t xml:space="preserve">│  AI 缺陷识别          廓形拟合/波磨分析     EKF 姿态融合          │</w:t>
+      </w:r>
+      <w:r>
+        <w:rPr>
+          <w:rFonts w:ascii="Times New Roman" w:hAnsi="Times New Roman"/>
+        </w:rPr>
+        <w:br/>
+      </w:r>
+      <w:r>
+        <w:rPr>
+          <w:rStyle w:val="VerbatimChar"/>
+          <w:rFonts w:ascii="Times New Roman" w:hAnsi="Times New Roman"/>
+        </w:rPr>
+        <w:t xml:space="preserve">│  （轨面/道钉/焊缝）    （独立链路）         + HWT905 IMU          │</w:t>
+      </w:r>
+      <w:r>
+        <w:rPr>
+          <w:rFonts w:ascii="Times New Roman" w:hAnsi="Times New Roman"/>
+        </w:rPr>
+        <w:br/>
+      </w:r>
+      <w:r>
+        <w:rPr>
+          <w:rStyle w:val="VerbatimChar"/>
+          <w:rFonts w:ascii="Times New Roman" w:hAnsi="Times New Roman"/>
+        </w:rPr>
+        <w:t xml:space="preserve">│         │                                        │                 │</w:t>
+      </w:r>
+      <w:r>
+        <w:rPr>
+          <w:rFonts w:ascii="Times New Roman" w:hAnsi="Times New Roman"/>
+        </w:rPr>
+        <w:br/>
+      </w:r>
+      <w:r>
+        <w:rPr>
+          <w:rStyle w:val="VerbatimChar"/>
+          <w:rFonts w:ascii="Times New Roman" w:hAnsi="Times New Roman"/>
+        </w:rPr>
+        <w:t xml:space="preserve">│         └────────────────┬──────────────────────┘                 │</w:t>
+      </w:r>
+      <w:r>
+        <w:rPr>
+          <w:rFonts w:ascii="Times New Roman" w:hAnsi="Times New Roman"/>
+        </w:rPr>
+        <w:br/>
+      </w:r>
+      <w:r>
+        <w:rPr>
+          <w:rStyle w:val="VerbatimChar"/>
+          <w:rFonts w:ascii="Times New Roman" w:hAnsi="Times New Roman"/>
+        </w:rPr>
+        <w:t xml:space="preserve">│                          ▼                                        │</w:t>
+      </w:r>
+      <w:r>
+        <w:rPr>
+          <w:rFonts w:ascii="Times New Roman" w:hAnsi="Times New Roman"/>
+        </w:rPr>
+        <w:br/>
+      </w:r>
+      <w:r>
+        <w:rPr>
+          <w:rStyle w:val="VerbatimChar"/>
+          <w:rFonts w:ascii="Times New Roman" w:hAnsi="Times New Roman"/>
+        </w:rPr>
+        <w:t xml:space="preserve">│                   AI 综合判级                                      │</w:t>
+      </w:r>
+      <w:r>
+        <w:rPr>
+          <w:rFonts w:ascii="Times New Roman" w:hAnsi="Times New Roman"/>
+        </w:rPr>
+        <w:br/>
+      </w:r>
+      <w:r>
+        <w:rPr>
+          <w:rStyle w:val="VerbatimChar"/>
+          <w:rFonts w:ascii="Times New Roman" w:hAnsi="Times New Roman"/>
+        </w:rPr>
+        <w:t xml:space="preserve">│                          │                                        │</w:t>
+      </w:r>
+      <w:r>
+        <w:rPr>
+          <w:rFonts w:ascii="Times New Roman" w:hAnsi="Times New Roman"/>
+        </w:rPr>
+        <w:br/>
+      </w:r>
+      <w:r>
+        <w:rPr>
+          <w:rStyle w:val="VerbatimChar"/>
+          <w:rFonts w:ascii="Times New Roman" w:hAnsi="Times New Roman"/>
+        </w:rPr>
+        <w:t xml:space="preserve">│                          ▼                                        │</w:t>
+      </w:r>
+      <w:r>
+        <w:rPr>
+          <w:rFonts w:ascii="Times New Roman" w:hAnsi="Times New Roman"/>
+        </w:rPr>
+        <w:br/>
+      </w:r>
+      <w:r>
+        <w:rPr>
+          <w:rStyle w:val="VerbatimChar"/>
+          <w:rFonts w:ascii="Times New Roman" w:hAnsi="Times New Roman"/>
+        </w:rPr>
+        <w:t xml:space="preserve">│                   输出结论（里程/缺陷类型/等级）                       │</w:t>
+      </w:r>
+      <w:r>
+        <w:rPr>
+          <w:rFonts w:ascii="Times New Roman" w:hAnsi="Times New Roman"/>
+        </w:rPr>
+        <w:br/>
+      </w:r>
+      <w:r>
+        <w:rPr>
+          <w:rStyle w:val="VerbatimChar"/>
+          <w:rFonts w:ascii="Times New Roman" w:hAnsi="Times New Roman"/>
+        </w:rPr>
+        <w:t xml:space="preserve">└─────────────────────────────────────────────────────────────────┘</w:t>
       </w:r>
     </w:p>
     <w:bookmarkEnd w:id="20"/>
@@ -274,7 +469,7 @@
               <w:jc w:val="left"/>
             </w:pPr>
             <w:r>
-              <w:t xml:space="preserve">相机/激光/陀螺仪同步触发采集，数据同源</w:t>
+              <w:t xml:space="preserve">相机/单点测距传感器/HWT905同步触发采集，数据同源</w:t>
             </w:r>
           </w:p>
         </w:tc>
@@ -310,7 +505,7 @@
           <w:rFonts w:ascii="Times New Roman" w:hAnsi="Times New Roman"/>
           <w:b/>
         </w:rPr>
-        <w:t xml:space="preserve">2D 图像 + 3D 轮廓</w:t>
+        <w:t xml:space="preserve">2D 图像 + 3D 廓形</w:t>
       </w:r>
       <w:r>
         <w:rPr>
@@ -333,13 +528,13 @@
           <w:rFonts w:ascii="Times New Roman" w:hAnsi="Times New Roman"/>
           <w:b/>
         </w:rPr>
-        <w:t xml:space="preserve">图像数据 + 姿态参数</w:t>
-      </w:r>
-      <w:r>
-        <w:rPr>
-          <w:rFonts w:ascii="Times New Roman" w:hAnsi="Times New Roman"/>
-        </w:rPr>
-        <w:t xml:space="preserve">：缺陷位置绑定姿态角，定位更精准</w:t>
+        <w:t xml:space="preserve">单点测距 + HWT905 IMU</w:t>
+      </w:r>
+      <w:r>
+        <w:rPr>
+          <w:rFonts w:ascii="Times New Roman" w:hAnsi="Times New Roman"/>
+        </w:rPr>
+        <w:t xml:space="preserve">：EKF融合，姿态角实时校正测距值，输出轨道高程（见§4.4.1）</w:t>
       </w:r>
     </w:p>
     <w:p>
@@ -356,13 +551,13 @@
           <w:rFonts w:ascii="Times New Roman" w:hAnsi="Times New Roman"/>
           <w:b/>
         </w:rPr>
-        <w:t xml:space="preserve">左右钢轨双侧独立检测</w:t>
-      </w:r>
-      <w:r>
-        <w:rPr>
-          <w:rFonts w:ascii="Times New Roman" w:hAnsi="Times New Roman"/>
-        </w:rPr>
-        <w:t xml:space="preserve">：对称采集、独立判定、结果互补</w:t>
+        <w:t xml:space="preserve">图像数据 + 姿态参数</w:t>
+      </w:r>
+      <w:r>
+        <w:rPr>
+          <w:rFonts w:ascii="Times New Roman" w:hAnsi="Times New Roman"/>
+        </w:rPr>
+        <w:t xml:space="preserve">：缺陷位置绑定姿态角，定位更精准</w:t>
       </w:r>
     </w:p>
     <w:p>
@@ -379,6 +574,29 @@
           <w:rFonts w:ascii="Times New Roman" w:hAnsi="Times New Roman"/>
           <w:b/>
         </w:rPr>
+        <w:t xml:space="preserve">左右钢轨双侧独立检测</w:t>
+      </w:r>
+      <w:r>
+        <w:rPr>
+          <w:rFonts w:ascii="Times New Roman" w:hAnsi="Times New Roman"/>
+        </w:rPr>
+        <w:t xml:space="preserve">：对称采集、独立判定、结果互补</w:t>
+      </w:r>
+    </w:p>
+    <w:p>
+      <w:pPr>
+        <w:numPr>
+          <w:ilvl w:val="0"/>
+          <w:numId w:val="1001"/>
+        </w:numPr>
+        <w:pStyle w:val="Compact"/>
+      </w:pPr>
+      <w:r>
+        <w:rPr>
+          <w:bCs/>
+          <w:rFonts w:ascii="Times New Roman" w:hAnsi="Times New Roman"/>
+          <w:b/>
+        </w:rPr>
         <w:t xml:space="preserve">主检 + 复核机制</w:t>
       </w:r>
       <w:r>
@@ -464,13 +682,13 @@
           <w:rFonts w:ascii="Times New Roman" w:hAnsi="Times New Roman"/>
           <w:b/>
         </w:rPr>
-        <w:t xml:space="preserve">点云流处理</w:t>
-      </w:r>
-      <w:r>
-        <w:rPr>
-          <w:rFonts w:ascii="Times New Roman" w:hAnsi="Times New Roman"/>
-        </w:rPr>
-        <w:t xml:space="preserve">：3D 点云流 → 廓形比对、磨耗计算</w:t>
+        <w:t xml:space="preserve">廓形流处理</w:t>
+      </w:r>
+      <w:r>
+        <w:rPr>
+          <w:rFonts w:ascii="Times New Roman" w:hAnsi="Times New Roman"/>
+        </w:rPr>
+        <w:t xml:space="preserve">：3D 点云流 → 廓形拟合 → 磨耗/波磨分析</w:t>
       </w:r>
     </w:p>
     <w:p>
@@ -497,7 +715,7 @@
       </w:r>
     </w:p>
     <w:bookmarkEnd w:id="23"/>
-    <w:bookmarkStart w:id="24" w:name="五三流融合详细算法实现"/>
+    <w:bookmarkStart w:id="24" w:name="五多链数据融合详细算法实现"/>
     <w:p>
       <w:pPr>
         <w:pStyle w:val="Heading3"/>
@@ -509,7 +727,7 @@
           <w:color w:val="2F5496"/>
           <w:sz w:val="30"/>
         </w:rPr>
-        <w:t xml:space="preserve">五、三流融合详细算法实现</w:t>
+        <w:t xml:space="preserve">五、多链数据融合详细算法实现</w:t>
       </w:r>
     </w:p>
     <w:p>
@@ -520,12 +738,333 @@
         <w:rPr>
           <w:rFonts w:ascii="Times New Roman" w:hAnsi="Times New Roman"/>
         </w:rPr>
-        <w:t xml:space="preserve">三流融合在边缘计算层工控机内完成，采用流水线处理架构，每帧数据经过三级融合后输出最终结论：</w:t>
-      </w:r>
-    </w:p>
-    <w:p>
-      <w:pPr>
-        <w:pStyle w:val="BodyText"/>
+        <w:t xml:space="preserve">本系统有三条独立的数据处理链路，各链路传感器配置、采样率、融合算法均不同，最终在AI综合判级层汇流：</w:t>
+      </w:r>
+    </w:p>
+    <w:tbl>
+      <w:tblPr>
+        <w:tblStyle w:val="Table"/>
+        <w:tblW w:type="pct" w:w="5000"/>
+        <w:tblLook w:firstRow="1" w:lastRow="0" w:firstColumn="0" w:lastColumn="0" w:noHBand="0" w:noVBand="0" w:val="0020"/>
+        <w:jc w:val="start"/>
+      </w:tblPr>
+      <w:tblGrid>
+        <w:gridCol w:w="1584"/>
+        <w:gridCol w:w="1584"/>
+        <w:gridCol w:w="1584"/>
+        <w:gridCol w:w="1584"/>
+        <w:gridCol w:w="1584"/>
+      </w:tblGrid>
+      <w:tr>
+        <w:trPr>
+          <w:tblHeader w:val="true"/>
+        </w:trPr>
+        <w:tc>
+          <w:tcPr>
+            <w:shd w:val="clear" w:color="auto" w:fill="1F4E79"/>
+          </w:tcPr>
+          <w:p>
+            <w:pPr>
+              <w:pStyle w:val="Compact"/>
+              <w:jc w:val="left"/>
+            </w:pPr>
+            <w:r>
+              <w:rPr>
+                <w:b/>
+                <w:color w:val="FFFFFF"/>
+              </w:rPr>
+              <w:t xml:space="preserve">链路</w:t>
+            </w:r>
+          </w:p>
+        </w:tc>
+        <w:tc>
+          <w:tcPr>
+            <w:shd w:val="clear" w:color="auto" w:fill="1F4E79"/>
+          </w:tcPr>
+          <w:p>
+            <w:pPr>
+              <w:pStyle w:val="Compact"/>
+              <w:jc w:val="left"/>
+            </w:pPr>
+            <w:r>
+              <w:rPr>
+                <w:b/>
+                <w:color w:val="FFFFFF"/>
+              </w:rPr>
+              <w:t xml:space="preserve">主传感器</w:t>
+            </w:r>
+          </w:p>
+        </w:tc>
+        <w:tc>
+          <w:tcPr>
+            <w:shd w:val="clear" w:color="auto" w:fill="1F4E79"/>
+          </w:tcPr>
+          <w:p>
+            <w:pPr>
+              <w:pStyle w:val="Compact"/>
+              <w:jc w:val="left"/>
+            </w:pPr>
+            <w:r>
+              <w:rPr>
+                <w:b/>
+                <w:color w:val="FFFFFF"/>
+              </w:rPr>
+              <w:t xml:space="preserve">辅传感器</w:t>
+            </w:r>
+          </w:p>
+        </w:tc>
+        <w:tc>
+          <w:tcPr>
+            <w:shd w:val="clear" w:color="auto" w:fill="1F4E79"/>
+          </w:tcPr>
+          <w:p>
+            <w:pPr>
+              <w:pStyle w:val="Compact"/>
+              <w:jc w:val="left"/>
+            </w:pPr>
+            <w:r>
+              <w:rPr>
+                <w:b/>
+                <w:color w:val="FFFFFF"/>
+              </w:rPr>
+              <w:t xml:space="preserve">融合算法</w:t>
+            </w:r>
+          </w:p>
+        </w:tc>
+        <w:tc>
+          <w:tcPr>
+            <w:shd w:val="clear" w:color="auto" w:fill="1F4E79"/>
+          </w:tcPr>
+          <w:p>
+            <w:pPr>
+              <w:pStyle w:val="Compact"/>
+              <w:jc w:val="left"/>
+            </w:pPr>
+            <w:r>
+              <w:rPr>
+                <w:b/>
+                <w:color w:val="FFFFFF"/>
+              </w:rPr>
+              <w:t xml:space="preserve">输出</w:t>
+            </w:r>
+          </w:p>
+        </w:tc>
+      </w:tr>
+      <w:tr>
+        <w:tc>
+          <w:tcPr/>
+          <w:p>
+            <w:pPr>
+              <w:pStyle w:val="Compact"/>
+              <w:jc w:val="left"/>
+            </w:pPr>
+            <w:r>
+              <w:rPr>
+                <w:bCs/>
+                <w:b/>
+              </w:rPr>
+              <w:t xml:space="preserve">链路A：AI视觉缺陷检测</w:t>
+            </w:r>
+          </w:p>
+        </w:tc>
+        <w:tc>
+          <w:tcPr/>
+          <w:p>
+            <w:pPr>
+              <w:pStyle w:val="Compact"/>
+              <w:jc w:val="left"/>
+            </w:pPr>
+            <w:r>
+              <w:t xml:space="preserve">2D工业相机×6</w:t>
+            </w:r>
+          </w:p>
+        </w:tc>
+        <w:tc>
+          <w:tcPr/>
+          <w:p>
+            <w:pPr>
+              <w:pStyle w:val="Compact"/>
+              <w:jc w:val="left"/>
+            </w:pPr>
+            <w:r>
+              <w:t xml:space="preserve">HWT905（定位校正）</w:t>
+            </w:r>
+          </w:p>
+        </w:tc>
+        <w:tc>
+          <w:tcPr/>
+          <w:p>
+            <w:pPr>
+              <w:pStyle w:val="Compact"/>
+              <w:jc w:val="left"/>
+            </w:pPr>
+            <w:r>
+              <w:t xml:space="preserve">AI图像分类</w:t>
+            </w:r>
+          </w:p>
+        </w:tc>
+        <w:tc>
+          <w:tcPr/>
+          <w:p>
+            <w:pPr>
+              <w:pStyle w:val="Compact"/>
+              <w:jc w:val="left"/>
+            </w:pPr>
+            <w:r>
+              <w:t xml:space="preserve">缺陷类型+等级+里程</w:t>
+            </w:r>
+          </w:p>
+        </w:tc>
+      </w:tr>
+      <w:tr>
+        <w:tc>
+          <w:tcPr/>
+          <w:p>
+            <w:pPr>
+              <w:pStyle w:val="Compact"/>
+              <w:jc w:val="left"/>
+            </w:pPr>
+            <w:r>
+              <w:rPr>
+                <w:bCs/>
+                <w:b/>
+              </w:rPr>
+              <w:t xml:space="preserve">链路B：廓形/波磨分析</w:t>
+            </w:r>
+          </w:p>
+        </w:tc>
+        <w:tc>
+          <w:tcPr/>
+          <w:p>
+            <w:pPr>
+              <w:pStyle w:val="Compact"/>
+              <w:jc w:val="left"/>
+            </w:pPr>
+            <w:r>
+              <w:t xml:space="preserve">3D线激光×2</w:t>
+            </w:r>
+          </w:p>
+        </w:tc>
+        <w:tc>
+          <w:tcPr/>
+          <w:p>
+            <w:pPr>
+              <w:pStyle w:val="Compact"/>
+              <w:jc w:val="left"/>
+            </w:pPr>
+            <w:r>
+              <w:t xml:space="preserve">—</w:t>
+            </w:r>
+          </w:p>
+        </w:tc>
+        <w:tc>
+          <w:tcPr/>
+          <w:p>
+            <w:pPr>
+              <w:pStyle w:val="Compact"/>
+              <w:jc w:val="left"/>
+            </w:pPr>
+            <w:r>
+              <w:t xml:space="preserve">廓形拟合+FFT频谱</w:t>
+            </w:r>
+          </w:p>
+        </w:tc>
+        <w:tc>
+          <w:tcPr/>
+          <w:p>
+            <w:pPr>
+              <w:pStyle w:val="Compact"/>
+              <w:jc w:val="left"/>
+            </w:pPr>
+            <w:r>
+              <w:t xml:space="preserve">磨耗量+波深+波长</w:t>
+            </w:r>
+          </w:p>
+        </w:tc>
+      </w:tr>
+      <w:tr>
+        <w:tc>
+          <w:tcPr/>
+          <w:p>
+            <w:pPr>
+              <w:pStyle w:val="Compact"/>
+              <w:jc w:val="left"/>
+            </w:pPr>
+            <w:r>
+              <w:rPr>
+                <w:bCs/>
+                <w:b/>
+              </w:rPr>
+              <w:t xml:space="preserve">链路C：高程融合（EKF）</w:t>
+            </w:r>
+          </w:p>
+        </w:tc>
+        <w:tc>
+          <w:tcPr/>
+          <w:p>
+            <w:pPr>
+              <w:pStyle w:val="Compact"/>
+              <w:jc w:val="left"/>
+            </w:pPr>
+            <w:r>
+              <w:t xml:space="preserve">单点测距传感器×2</w:t>
+            </w:r>
+          </w:p>
+        </w:tc>
+        <w:tc>
+          <w:tcPr/>
+          <w:p>
+            <w:pPr>
+              <w:pStyle w:val="Compact"/>
+              <w:jc w:val="left"/>
+            </w:pPr>
+            <w:r>
+              <w:t xml:space="preserve">HWT905</w:t>
+            </w:r>
+          </w:p>
+        </w:tc>
+        <w:tc>
+          <w:tcPr/>
+          <w:p>
+            <w:pPr>
+              <w:pStyle w:val="Compact"/>
+              <w:jc w:val="left"/>
+            </w:pPr>
+            <w:r>
+              <w:t xml:space="preserve">EKF最优估计</w:t>
+            </w:r>
+          </w:p>
+        </w:tc>
+        <w:tc>
+          <w:tcPr/>
+          <w:p>
+            <w:pPr>
+              <w:pStyle w:val="Compact"/>
+              <w:jc w:val="left"/>
+            </w:pPr>
+            <w:r>
+              <w:t xml:space="preserve">轨道高低不平顺值</w:t>
+            </w:r>
+          </w:p>
+        </w:tc>
+      </w:tr>
+    </w:tbl>
+    <w:p>
+      <w:pPr>
+        <w:pStyle w:val="BlockText"/>
+      </w:pPr>
+      <w:r>
+        <w:rPr>
+          <w:bCs/>
+          <w:rFonts w:ascii="Times New Roman" w:hAnsi="Times New Roman"/>
+          <w:b/>
+        </w:rPr>
+        <w:t xml:space="preserve">链路C即§4.4.1所述EKF融合算法，在本章中聚焦三条链路的并行处理与最终汇流逻辑。</w:t>
+      </w:r>
+    </w:p>
+    <w:p>
+      <w:pPr>
+        <w:pStyle w:val="FirstParagraph"/>
       </w:pPr>
       <w:r>
         <w:rPr>
@@ -563,7 +1102,7 @@
         <w:rPr>
           <w:rFonts w:ascii="Times New Roman" w:hAnsi="Times New Roman"/>
         </w:rPr>
-        <w:t xml:space="preserve">陀螺仪数据：200Hz 采样，内插至与相机帧同步（25fps）</w:t>
+        <w:t xml:space="preserve">HWT905 IMU数据：200Hz 采样，内插至与相机帧同步（25fps）</w:t>
       </w:r>
     </w:p>
     <w:p>
@@ -1659,19 +2198,19 @@
               <w:jc w:val="left"/>
             </w:pPr>
             <w:r>
-              <w:t xml:space="preserve">双陀螺仪</w:t>
-            </w:r>
-          </w:p>
-        </w:tc>
-        <w:tc>
-          <w:tcPr/>
-          <w:p>
-            <w:pPr>
-              <w:pStyle w:val="Compact"/>
-              <w:jc w:val="left"/>
-            </w:pPr>
-            <w:r>
-              <w:t xml:space="preserve">SPI/uart 直连，200Hz 采样内插</w:t>
+              <w:t xml:space="preserve">HWT905 IMU</w:t>
+            </w:r>
+          </w:p>
+        </w:tc>
+        <w:tc>
+          <w:tcPr/>
+          <w:p>
+            <w:pPr>
+              <w:pStyle w:val="Compact"/>
+              <w:jc w:val="left"/>
+            </w:pPr>
+            <w:r>
+              <w:t xml:space="preserve">UART 直连，200Hz 采样内插</w:t>
             </w:r>
           </w:p>
         </w:tc>
@@ -2220,7 +2759,69 @@
               <w:jc w:val="left"/>
             </w:pPr>
             <w:r>
-              <w:t xml:space="preserve">水平/高低角</w:t>
+              <w:t xml:space="preserve">高低不平顺（EKF输出）</w:t>
+            </w:r>
+          </w:p>
+        </w:tc>
+        <w:tc>
+          <w:tcPr/>
+          <w:p>
+            <w:pPr>
+              <w:pStyle w:val="Compact"/>
+              <w:jc w:val="left"/>
+            </w:pPr>
+            <w:r>
+              <w:t xml:space="preserve">±5mm</w:t>
+            </w:r>
+          </w:p>
+        </w:tc>
+        <w:tc>
+          <w:tcPr/>
+          <w:p>
+            <w:pPr>
+              <w:pStyle w:val="Compact"/>
+              <w:jc w:val="left"/>
+            </w:pPr>
+            <w:r>
+              <w:t xml:space="preserve">—</w:t>
+            </w:r>
+          </w:p>
+        </w:tc>
+        <w:tc>
+          <w:tcPr/>
+          <w:p>
+            <w:pPr>
+              <w:pStyle w:val="Compact"/>
+              <w:jc w:val="left"/>
+            </w:pPr>
+            <w:r>
+              <w:t xml:space="preserve">±0.8mm</w:t>
+            </w:r>
+          </w:p>
+        </w:tc>
+        <w:tc>
+          <w:tcPr/>
+          <w:p>
+            <w:pPr>
+              <w:pStyle w:val="Compact"/>
+              <w:jc w:val="left"/>
+            </w:pPr>
+            <w:r>
+              <w:t xml:space="preserve">±2ms</w:t>
+            </w:r>
+          </w:p>
+        </w:tc>
+      </w:tr>
+      <w:tr>
+        <w:tc>
+          <w:tcPr/>
+          <w:p>
+            <w:pPr>
+              <w:pStyle w:val="Compact"/>
+              <w:jc w:val="left"/>
+            </w:pPr>
+            <w:r>
+              <w:t xml:space="preserve">水平/高低角（HWT905）</w:t>
             </w:r>
           </w:p>
         </w:tc>
@@ -2528,7 +3129,7 @@
               <w:jc w:val="left"/>
             </w:pPr>
             <w:r>
-              <w:t xml:space="preserve">满足 6相机+2激光 25fps 满载</w:t>
+              <w:t xml:space="preserve">满足 6相机+2激光+2单点测距 满载</w:t>
             </w:r>
           </w:p>
         </w:tc>
@@ -2845,7 +3446,7 @@
           <w:rStyle w:val="VerbatimChar"/>
           <w:rFonts w:ascii="Times New Roman" w:hAnsi="Times New Roman"/>
         </w:rPr>
-        <w:t xml:space="preserve">左轨数据流                                              右轨数据流</w:t>
+        <w:t xml:space="preserve">左轨数据流                                                          右轨数据流</w:t>
       </w:r>
       <w:r>
         <w:rPr>
@@ -2858,7 +3459,7 @@
           <w:rStyle w:val="VerbatimChar"/>
           <w:rFonts w:ascii="Times New Roman" w:hAnsi="Times New Roman"/>
         </w:rPr>
-        <w:t xml:space="preserve">   │                                                        │</w:t>
+        <w:t xml:space="preserve">   │                                                                    │</w:t>
       </w:r>
       <w:r>
         <w:rPr>
@@ -2871,7 +3472,7 @@
           <w:rStyle w:val="VerbatimChar"/>
           <w:rFonts w:ascii="Times New Roman" w:hAnsi="Times New Roman"/>
         </w:rPr>
-        <w:t xml:space="preserve">   ▼                                                        ▼</w:t>
+        <w:t xml:space="preserve">   ▼                                                                    ▼</w:t>
       </w:r>
       <w:r>
         <w:rPr>
@@ -2884,7 +3485,7 @@
           <w:rStyle w:val="VerbatimChar"/>
           <w:rFonts w:ascii="Times New Roman" w:hAnsi="Times New Roman"/>
         </w:rPr>
-        <w:t xml:space="preserve">左轨图像帧 ──┐                                          右轨图像帧 ──┐</w:t>
+        <w:t xml:space="preserve">左轨图像帧 ──┐                                                     右轨图像帧 ──┐</w:t>
       </w:r>
       <w:r>
         <w:rPr>
@@ -2897,7 +3498,7 @@
           <w:rStyle w:val="VerbatimChar"/>
           <w:rFonts w:ascii="Times New Roman" w:hAnsi="Times New Roman"/>
         </w:rPr>
-        <w:t xml:space="preserve">左轨点云帧 ──┼──→ 左轨融合节点 ──→ 左轨判定结果          右轨点云帧 ──┼──→ 右轨融合节点 ──→ 右轨判定结果</w:t>
+        <w:t xml:space="preserve">左轨廓形帧 ──┼──→ 左轨融合节点 ──→ 左轨判定结果                 右轨廓形帧 ──┼──→ 右轨融合节点 ──→ 右轨判定结果</w:t>
       </w:r>
       <w:r>
         <w:rPr>
@@ -2910,7 +3511,7 @@
           <w:rStyle w:val="VerbatimChar"/>
           <w:rFonts w:ascii="Times New Roman" w:hAnsi="Times New Roman"/>
         </w:rPr>
-        <w:t xml:space="preserve">左轨姿态帧 ──┘                                          右轨姿态帧 ──┘</w:t>
+        <w:t xml:space="preserve">左轨高程帧 ──┘                                                     右轨高程帧 ──┘</w:t>
       </w:r>
       <w:r>
         <w:rPr>
@@ -2923,7 +3524,7 @@
           <w:rStyle w:val="VerbatimChar"/>
           <w:rFonts w:ascii="Times New Roman" w:hAnsi="Times New Roman"/>
         </w:rPr>
-        <w:t xml:space="preserve">   │                                                        │</w:t>
+        <w:t xml:space="preserve">   │                                                                    │</w:t>
       </w:r>
       <w:r>
         <w:rPr>
@@ -2936,7 +3537,7 @@
           <w:rStyle w:val="VerbatimChar"/>
           <w:rFonts w:ascii="Times New Roman" w:hAnsi="Times New Roman"/>
         </w:rPr>
-        <w:t xml:space="preserve">   └──────────────────┬─────────────────────────────────────┘</w:t>
+        <w:t xml:space="preserve">   └────────────────────────────┬───────────────────────────────────────┘</w:t>
       </w:r>
       <w:r>
         <w:rPr>
@@ -2949,7 +3550,7 @@
           <w:rStyle w:val="VerbatimChar"/>
           <w:rFonts w:ascii="Times New Roman" w:hAnsi="Times New Roman"/>
         </w:rPr>
-        <w:t xml:space="preserve">                      ▼</w:t>
+        <w:t xml:space="preserve">                                ▼</w:t>
       </w:r>
       <w:r>
         <w:rPr>
@@ -2962,7 +3563,7 @@
           <w:rStyle w:val="VerbatimChar"/>
           <w:rFonts w:ascii="Times New Roman" w:hAnsi="Times New Roman"/>
         </w:rPr>
-        <w:t xml:space="preserve">               双轨结果汇总</w:t>
+        <w:t xml:space="preserve">                         双轨结果汇总</w:t>
       </w:r>
       <w:r>
         <w:rPr>
@@ -2975,7 +3576,7 @@
           <w:rStyle w:val="VerbatimChar"/>
           <w:rFonts w:ascii="Times New Roman" w:hAnsi="Times New Roman"/>
         </w:rPr>
-        <w:t xml:space="preserve">                      │</w:t>
+        <w:t xml:space="preserve">                                │</w:t>
       </w:r>
       <w:r>
         <w:rPr>
@@ -2988,7 +3589,7 @@
           <w:rStyle w:val="VerbatimChar"/>
           <w:rFonts w:ascii="Times New Roman" w:hAnsi="Times New Roman"/>
         </w:rPr>
-        <w:t xml:space="preserve">                      ▼</w:t>
+        <w:t xml:space="preserve">              ┌─────────────────┴──────────────────┐</w:t>
       </w:r>
       <w:r>
         <w:rPr>
@@ -3001,7 +3602,7 @@
           <w:rStyle w:val="VerbatimChar"/>
           <w:rFonts w:ascii="Times New Roman" w:hAnsi="Times New Roman"/>
         </w:rPr>
-        <w:t xml:space="preserve">            AI 综合判级（跨轨关联分析）</w:t>
+        <w:t xml:space="preserve">              ▼                                   ▼</w:t>
       </w:r>
       <w:r>
         <w:rPr>
@@ -3014,7 +3615,7 @@
           <w:rStyle w:val="VerbatimChar"/>
           <w:rFonts w:ascii="Times New Roman" w:hAnsi="Times New Roman"/>
         </w:rPr>
-        <w:t xml:space="preserve">                      │</w:t>
+        <w:t xml:space="preserve">    AI综合判级（缺陷类）              EKF输出（高低不平顺TQI）</w:t>
       </w:r>
       <w:r>
         <w:rPr>
@@ -3027,7 +3628,7 @@
           <w:rStyle w:val="VerbatimChar"/>
           <w:rFonts w:ascii="Times New Roman" w:hAnsi="Times New Roman"/>
         </w:rPr>
-        <w:t xml:space="preserve">                      ▼</w:t>
+        <w:t xml:space="preserve">              │                                   │</w:t>
       </w:r>
       <w:r>
         <w:rPr>
@@ -3040,7 +3641,33 @@
           <w:rStyle w:val="VerbatimChar"/>
           <w:rFonts w:ascii="Times New Roman" w:hAnsi="Times New Roman"/>
         </w:rPr>
-        <w:t xml:space="preserve">               最终输出（含里程/左右轨/缺陷等级）</w:t>
+        <w:t xml:space="preserve">              └─────────────────┬─────────────────┘</w:t>
+      </w:r>
+      <w:r>
+        <w:rPr>
+          <w:rFonts w:ascii="Times New Roman" w:hAnsi="Times New Roman"/>
+        </w:rPr>
+        <w:br/>
+      </w:r>
+      <w:r>
+        <w:rPr>
+          <w:rStyle w:val="VerbatimChar"/>
+          <w:rFonts w:ascii="Times New Roman" w:hAnsi="Times New Roman"/>
+        </w:rPr>
+        <w:t xml:space="preserve">                                ▼</w:t>
+      </w:r>
+      <w:r>
+        <w:rPr>
+          <w:rFonts w:ascii="Times New Roman" w:hAnsi="Times New Roman"/>
+        </w:rPr>
+        <w:br/>
+      </w:r>
+      <w:r>
+        <w:rPr>
+          <w:rStyle w:val="VerbatimChar"/>
+          <w:rFonts w:ascii="Times New Roman" w:hAnsi="Times New Roman"/>
+        </w:rPr>
+        <w:t xml:space="preserve">                         最终输出（含里程/左右轨/缺陷等级/轨道质量指数）</w:t>
       </w:r>
     </w:p>
     <w:p>
@@ -3815,15 +4442,13 @@
     <w:link w:val="VerbatimChar"/>
     <w:pPr>
       <w:wordWrap w:val="off"/>
-      <w:shd w:val="clear" w:fill="f8f8f8"/>
     </w:pPr>
   </w:style>
   <w:style w:type="character" w:customStyle="1" w:styleId="KeywordTok">
     <w:name w:val="KeywordTok"/>
     <w:basedOn w:val="VerbatimChar"/>
     <w:rPr>
-      <w:color w:val="204a87"/>
-      <w:shd w:val="clear" w:fill="f8f8f8"/>
+      <w:color w:val="007020"/>
       <w:b/>
     </w:rPr>
   </w:style>
@@ -3831,96 +4456,85 @@
     <w:name w:val="DataTypeTok"/>
     <w:basedOn w:val="VerbatimChar"/>
     <w:rPr>
-      <w:color w:val="204a87"/>
-      <w:shd w:val="clear" w:fill="f8f8f8"/>
+      <w:color w:val="902000"/>
     </w:rPr>
   </w:style>
   <w:style w:type="character" w:customStyle="1" w:styleId="DecValTok">
     <w:name w:val="DecValTok"/>
     <w:basedOn w:val="VerbatimChar"/>
     <w:rPr>
-      <w:color w:val="0000cf"/>
-      <w:shd w:val="clear" w:fill="f8f8f8"/>
+      <w:color w:val="40a070"/>
     </w:rPr>
   </w:style>
   <w:style w:type="character" w:customStyle="1" w:styleId="BaseNTok">
     <w:name w:val="BaseNTok"/>
     <w:basedOn w:val="VerbatimChar"/>
     <w:rPr>
-      <w:color w:val="0000cf"/>
-      <w:shd w:val="clear" w:fill="f8f8f8"/>
+      <w:color w:val="40a070"/>
     </w:rPr>
   </w:style>
   <w:style w:type="character" w:customStyle="1" w:styleId="FloatTok">
     <w:name w:val="FloatTok"/>
     <w:basedOn w:val="VerbatimChar"/>
     <w:rPr>
-      <w:color w:val="0000cf"/>
-      <w:shd w:val="clear" w:fill="f8f8f8"/>
+      <w:color w:val="40a070"/>
     </w:rPr>
   </w:style>
   <w:style w:type="character" w:customStyle="1" w:styleId="ConstantTok">
     <w:name w:val="ConstantTok"/>
     <w:basedOn w:val="VerbatimChar"/>
     <w:rPr>
-      <w:color w:val="8f5902"/>
-      <w:shd w:val="clear" w:fill="f8f8f8"/>
+      <w:color w:val="880000"/>
     </w:rPr>
   </w:style>
   <w:style w:type="character" w:customStyle="1" w:styleId="CharTok">
     <w:name w:val="CharTok"/>
     <w:basedOn w:val="VerbatimChar"/>
     <w:rPr>
-      <w:color w:val="4e9a06"/>
-      <w:shd w:val="clear" w:fill="f8f8f8"/>
+      <w:color w:val="4070a0"/>
     </w:rPr>
   </w:style>
   <w:style w:type="character" w:customStyle="1" w:styleId="SpecialCharTok">
     <w:name w:val="SpecialCharTok"/>
     <w:basedOn w:val="VerbatimChar"/>
     <w:rPr>
-      <w:color w:val="ce5c00"/>
-      <w:shd w:val="clear" w:fill="f8f8f8"/>
-      <w:b/>
+      <w:color w:val="4070a0"/>
     </w:rPr>
   </w:style>
   <w:style w:type="character" w:customStyle="1" w:styleId="StringTok">
     <w:name w:val="StringTok"/>
     <w:basedOn w:val="VerbatimChar"/>
     <w:rPr>
-      <w:color w:val="4e9a06"/>
-      <w:shd w:val="clear" w:fill="f8f8f8"/>
+      <w:color w:val="4070a0"/>
     </w:rPr>
   </w:style>
   <w:style w:type="character" w:customStyle="1" w:styleId="VerbatimStringTok">
     <w:name w:val="VerbatimStringTok"/>
     <w:basedOn w:val="VerbatimChar"/>
     <w:rPr>
-      <w:color w:val="4e9a06"/>
-      <w:shd w:val="clear" w:fill="f8f8f8"/>
+      <w:color w:val="4070a0"/>
     </w:rPr>
   </w:style>
   <w:style w:type="character" w:customStyle="1" w:styleId="SpecialStringTok">
     <w:name w:val="SpecialStringTok"/>
     <w:basedOn w:val="VerbatimChar"/>
     <w:rPr>
-      <w:color w:val="4e9a06"/>
-      <w:shd w:val="clear" w:fill="f8f8f8"/>
+      <w:color w:val="bb6688"/>
     </w:rPr>
   </w:style>
   <w:style w:type="character" w:customStyle="1" w:styleId="ImportTok">
     <w:name w:val="ImportTok"/>
     <w:basedOn w:val="VerbatimChar"/>
     <w:rPr>
-      <w:shd w:val="clear" w:fill="f8f8f8"/>
+      <w:color w:val="008000"/>
+      <w:b/>
     </w:rPr>
   </w:style>
   <w:style w:type="character" w:customStyle="1" w:styleId="CommentTok">
     <w:name w:val="CommentTok"/>
     <w:basedOn w:val="VerbatimChar"/>
     <w:rPr>
-      <w:color w:val="8f5902"/>
-      <w:shd w:val="clear" w:fill="f8f8f8"/>
+      <w:color w:val="60a0b0"/>
       <w:i/>
     </w:rPr>
   </w:style>
@@ -3928,9 +4542,7 @@
     <w:name w:val="DocumentationTok"/>
     <w:basedOn w:val="VerbatimChar"/>
     <w:rPr>
-      <w:color w:val="8f5902"/>
-      <w:shd w:val="clear" w:fill="f8f8f8"/>
-      <w:b/>
+      <w:color w:val="ba2121"/>
       <w:i/>
     </w:rPr>
   </w:style>
@@ -3938,8 +4550,7 @@
     <w:name w:val="AnnotationTok"/>
     <w:basedOn w:val="VerbatimChar"/>
     <w:rPr>
-      <w:color w:val="8f5902"/>
-      <w:shd w:val="clear" w:fill="f8f8f8"/>
+      <w:color w:val="60a0b0"/>
       <w:b/>
       <w:i/>
     </w:rPr>
@@ -3948,8 +4559,7 @@
     <w:name w:val="CommentVarTok"/>
     <w:basedOn w:val="VerbatimChar"/>
     <w:rPr>
-      <w:color w:val="8f5902"/>
-      <w:shd w:val="clear" w:fill="f8f8f8"/>
+      <w:color w:val="60a0b0"/>
       <w:b/>
       <w:i/>
     </w:rPr>
@@ -3958,33 +4568,28 @@
     <w:name w:val="OtherTok"/>
     <w:basedOn w:val="VerbatimChar"/>
     <w:rPr>
-      <w:color w:val="8f5902"/>
-      <w:shd w:val="clear" w:fill="f8f8f8"/>
+      <w:color w:val="007020"/>
     </w:rPr>
   </w:style>
   <w:style w:type="character" w:customStyle="1" w:styleId="FunctionTok">
     <w:name w:val="FunctionTok"/>
     <w:basedOn w:val="VerbatimChar"/>
     <w:rPr>
-      <w:color w:val="204a87"/>
-      <w:shd w:val="clear" w:fill="f8f8f8"/>
-      <w:b/>
+      <w:color w:val="06287e"/>
     </w:rPr>
   </w:style>
   <w:style w:type="character" w:customStyle="1" w:styleId="VariableTok">
     <w:name w:val="VariableTok"/>
     <w:basedOn w:val="VerbatimChar"/>
     <w:rPr>
-      <w:color w:val="000000"/>
-      <w:shd w:val="clear" w:fill="f8f8f8"/>
+      <w:color w:val="19177c"/>
     </w:rPr>
   </w:style>
   <w:style w:type="character" w:customStyle="1" w:styleId="ControlFlowTok">
     <w:name w:val="ControlFlowTok"/>
     <w:basedOn w:val="VerbatimChar"/>
     <w:rPr>
-      <w:color w:val="204a87"/>
-      <w:shd w:val="clear" w:fill="f8f8f8"/>
+      <w:color w:val="007020"/>
       <w:b/>
     </w:rPr>
   </w:style>
@@ -3992,55 +4597,45 @@
     <w:name w:val="OperatorTok"/>
     <w:basedOn w:val="VerbatimChar"/>
     <w:rPr>
-      <w:color w:val="ce5c00"/>
-      <w:shd w:val="clear" w:fill="f8f8f8"/>
-      <w:b/>
+      <w:color w:val="666666"/>
     </w:rPr>
   </w:style>
   <w:style w:type="character" w:customStyle="1" w:styleId="BuiltInTok">
     <w:name w:val="BuiltInTok"/>
     <w:basedOn w:val="VerbatimChar"/>
     <w:rPr>
-      <w:shd w:val="clear" w:fill="f8f8f8"/>
+      <w:color w:val="008000"/>
     </w:rPr>
   </w:style>
   <w:style w:type="character" w:customStyle="1" w:styleId="ExtensionTok">
     <w:name w:val="ExtensionTok"/>
     <w:basedOn w:val="VerbatimChar"/>
-    <w:rPr>
-      <w:shd w:val="clear" w:fill="f8f8f8"/>
-    </w:rPr>
+    <w:rPr/>
   </w:style>
   <w:style w:type="character" w:customStyle="1" w:styleId="PreprocessorTok">
     <w:name w:val="PreprocessorTok"/>
     <w:basedOn w:val="VerbatimChar"/>
     <w:rPr>
-      <w:color w:val="8f5902"/>
-      <w:shd w:val="clear" w:fill="f8f8f8"/>
-      <w:i/>
+      <w:color w:val="bc7a00"/>
     </w:rPr>
   </w:style>
   <w:style w:type="character" w:customStyle="1" w:styleId="AttributeTok">
     <w:name w:val="AttributeTok"/>
     <w:basedOn w:val="VerbatimChar"/>
     <w:rPr>
-      <w:color w:val="204a87"/>
-      <w:shd w:val="clear" w:fill="f8f8f8"/>
+      <w:color w:val="7d9029"/>
     </w:rPr>
   </w:style>
   <w:style w:type="character" w:customStyle="1" w:styleId="RegionMarkerTok">
     <w:name w:val="RegionMarkerTok"/>
     <w:basedOn w:val="VerbatimChar"/>
-    <w:rPr>
-      <w:shd w:val="clear" w:fill="f8f8f8"/>
-    </w:rPr>
+    <w:rPr/>
   </w:style>
   <w:style w:type="character" w:customStyle="1" w:styleId="InformationTok">
     <w:name w:val="InformationTok"/>
     <w:basedOn w:val="VerbatimChar"/>
     <w:rPr>
-      <w:color w:val="8f5902"/>
-      <w:shd w:val="clear" w:fill="f8f8f8"/>
+      <w:color w:val="60a0b0"/>
       <w:b/>
       <w:i/>
     </w:rPr>
@@ -4049,8 +4644,7 @@
     <w:name w:val="WarningTok"/>
     <w:basedOn w:val="VerbatimChar"/>
     <w:rPr>
-      <w:color w:val="8f5902"/>
-      <w:shd w:val="clear" w:fill="f8f8f8"/>
+      <w:color w:val="60a0b0"/>
       <w:b/>
       <w:i/>
     </w:rPr>
@@ -4059,25 +4653,22 @@
     <w:name w:val="AlertTok"/>
     <w:basedOn w:val="VerbatimChar"/>
     <w:rPr>
-      <w:color w:val="ef2929"/>
-      <w:shd w:val="clear" w:fill="f8f8f8"/>
+      <w:color w:val="ff0000"/>
+      <w:b/>
     </w:rPr>
   </w:style>
   <w:style w:type="character" w:customStyle="1" w:styleId="ErrorTok">
     <w:name w:val="ErrorTok"/>
     <w:basedOn w:val="VerbatimChar"/>
     <w:rPr>
-      <w:color w:val="a40000"/>
-      <w:shd w:val="clear" w:fill="f8f8f8"/>
+      <w:color w:val="ff0000"/>
       <w:b/>
     </w:rPr>
   </w:style>
   <w:style w:type="character" w:customStyle="1" w:styleId="NormalTok">
     <w:name w:val="NormalTok"/>
     <w:basedOn w:val="VerbatimChar"/>
-    <w:rPr>
-      <w:shd w:val="clear" w:fill="f8f8f8"/>
-    </w:rPr>
+    <w:rPr/>
   </w:style>
 </w:styles>
 </file>

--- a/铁路线路智能综合检测机器人/技术文档章节拆分_20260417_0116/铁路线路智能综合检测机器人_技术文档_V3.0_第06章_多源数据融合与时空对齐_20260306_20260417_0116.docx
+++ b/铁路线路智能综合检测机器人/技术文档章节拆分_20260417_0116/铁路线路智能综合检测机器人_技术文档_V3.0_第06章_多源数据融合与时空对齐_20260306_20260417_0116.docx
@@ -195,7 +195,7 @@
           <w:rStyle w:val="VerbatimChar"/>
           <w:rFonts w:ascii="Times New Roman" w:hAnsi="Times New Roman"/>
         </w:rPr>
-        <w:t xml:space="preserve">│  （轨面/道钉/焊缝）    （独立链路）         + HWT905 IMU          │</w:t>
+        <w:t xml:space="preserve">│  （轨面/道钉/焊缝）    （独立链路）         + 姿态传感器HWT905          │</w:t>
       </w:r>
       <w:r>
         <w:rPr>
@@ -321,7 +321,7 @@
     <w:tbl>
       <w:tblPr>
         <w:tblStyle w:val="Table"/>
-        <w:tblW w:type="auto" w:w="0"/>
+        <w:tblW w:type="pct" w:w="5000"/>
         <w:tblLook w:firstRow="1" w:lastRow="0" w:firstColumn="0" w:lastColumn="0" w:noHBand="0" w:noVBand="0" w:val="0020"/>
         <w:jc w:val="start"/>
       </w:tblPr>
@@ -469,7 +469,7 @@
               <w:jc w:val="left"/>
             </w:pPr>
             <w:r>
-              <w:t xml:space="preserve">相机/单点测距传感器/HWT905同步触发采集，数据同源</w:t>
+              <w:t xml:space="preserve">相机/单点测距传感器/姿态传感器HWT905同步触发采集，数据同源</w:t>
             </w:r>
           </w:p>
         </w:tc>
@@ -528,7 +528,7 @@
           <w:rFonts w:ascii="Times New Roman" w:hAnsi="Times New Roman"/>
           <w:b/>
         </w:rPr>
-        <w:t xml:space="preserve">单点测距 + HWT905 IMU</w:t>
+        <w:t xml:space="preserve">单点测距 + 姿态传感器HWT905</w:t>
       </w:r>
       <w:r>
         <w:rPr>
@@ -887,7 +887,7 @@
               <w:jc w:val="left"/>
             </w:pPr>
             <w:r>
-              <w:t xml:space="preserve">HWT905（定位校正）</w:t>
+              <w:t xml:space="preserve">姿态传感器HWT905（定位校正）</w:t>
             </w:r>
           </w:p>
         </w:tc>
@@ -1019,7 +1019,7 @@
               <w:jc w:val="left"/>
             </w:pPr>
             <w:r>
-              <w:t xml:space="preserve">HWT905</w:t>
+              <w:t xml:space="preserve">姿态传感器HWT905</w:t>
             </w:r>
           </w:p>
         </w:tc>
@@ -1102,7 +1102,7 @@
         <w:rPr>
           <w:rFonts w:ascii="Times New Roman" w:hAnsi="Times New Roman"/>
         </w:rPr>
-        <w:t xml:space="preserve">HWT905 IMU数据：200Hz 采样，内插至与相机帧同步（25fps）</w:t>
+        <w:t xml:space="preserve">姿态传感器HWT905数据：200Hz 采样，内插至与相机帧同步（25fps）</w:t>
       </w:r>
     </w:p>
     <w:p>
@@ -2198,7 +2198,7 @@
               <w:jc w:val="left"/>
             </w:pPr>
             <w:r>
-              <w:t xml:space="preserve">HWT905 IMU</w:t>
+              <w:t xml:space="preserve">姿态传感器HWT905</w:t>
             </w:r>
           </w:p>
         </w:tc>
@@ -2821,7 +2821,7 @@
               <w:jc w:val="left"/>
             </w:pPr>
             <w:r>
-              <w:t xml:space="preserve">水平/高低角（HWT905）</w:t>
+              <w:t xml:space="preserve">水平/高低角（姿态传感器HWT905）</w:t>
             </w:r>
           </w:p>
         </w:tc>
